--- a/backend/templates/minutes_template_subcommittee.docx
+++ b/backend/templates/minutes_template_subcommittee.docx
@@ -181,7 +181,7 @@
           <w:i w:val="0"/>
           <w:sz w:val="30"/>
         </w:rPr>
-        <w:t>วาระที่ {{ item.agenda_order }}</w:t>
+        <w:t>{{ item.label }}</w:t>
         <w:tab/>
       </w:r>
       <w:r>
